--- a/Documento-de-arquitetura-de-software.docx
+++ b/Documento-de-arquitetura-de-software.docx
@@ -43,312 +43,6 @@
         <w:t xml:space="preserve">                                                                                                                                                                                                                                                                                                                                                                    </w:t>
       </w:r>
     </w:p>
-    <w:tbl>
-      <w:tblPr>
-        <w:tblW w:w="9356" w:type="dxa"/>
-        <w:tblInd w:w="-34" w:type="dxa"/>
-        <w:tblBorders>
-          <w:top w:val="single" w:sz="12" w:space="0" w:color="000000"/>
-          <w:bottom w:val="single" w:sz="12" w:space="0" w:color="000000"/>
-          <w:insideH w:val="single" w:sz="2" w:space="0" w:color="000000"/>
-          <w:insideV w:val="single" w:sz="6" w:space="0" w:color="000000"/>
-        </w:tblBorders>
-        <w:tblLook w:val="04A0" w:firstRow="1" w:lastRow="0" w:firstColumn="1" w:lastColumn="0" w:noHBand="0" w:noVBand="1"/>
-      </w:tblPr>
-      <w:tblGrid>
-        <w:gridCol w:w="4962"/>
-        <w:gridCol w:w="4394"/>
-      </w:tblGrid>
-      <w:tr>
-        <w:trPr>
-          <w:trHeight w:hRule="exact" w:val="397"/>
-        </w:trPr>
-        <w:tc>
-          <w:tcPr>
-            <w:tcW w:w="9356" w:type="dxa"/>
-            <w:gridSpan w:val="2"/>
-            <w:tcBorders>
-              <w:top w:val="single" w:sz="12" w:space="0" w:color="95B3D7" w:themeColor="accent1" w:themeTint="99"/>
-              <w:bottom w:val="single" w:sz="2" w:space="0" w:color="95B3D7" w:themeColor="accent1" w:themeTint="99"/>
-              <w:right w:val="nil"/>
-            </w:tcBorders>
-            <w:shd w:val="clear" w:color="auto" w:fill="95B3D7" w:themeFill="accent1" w:themeFillTint="99"/>
-            <w:vAlign w:val="center"/>
-          </w:tcPr>
-          <w:p>
-            <w:pPr>
-              <w:pStyle w:val="Subttulo"/>
-              <w:spacing w:before="0" w:after="0"/>
-              <w:rPr>
-                <w:rFonts w:cs="Arial"/>
-                <w:iCs w:val="0"/>
-                <w:sz w:val="20"/>
-                <w:szCs w:val="20"/>
-              </w:rPr>
-            </w:pPr>
-            <w:r>
-              <w:rPr>
-                <w:rFonts w:cs="Arial"/>
-                <w:b/>
-                <w:bCs/>
-                <w:iCs w:val="0"/>
-                <w:color w:val="FFFFFF" w:themeColor="background1"/>
-                <w:sz w:val="20"/>
-                <w:szCs w:val="20"/>
-              </w:rPr>
-              <w:t>B</w:t>
-            </w:r>
-            <w:r>
-              <w:rPr>
-                <w:b/>
-                <w:bCs/>
-                <w:iCs w:val="0"/>
-                <w:color w:val="FFFFFF" w:themeColor="background1"/>
-                <w:sz w:val="20"/>
-                <w:szCs w:val="20"/>
-              </w:rPr>
-              <w:t>loco de Notas SOS</w:t>
-            </w:r>
-          </w:p>
-        </w:tc>
-      </w:tr>
-      <w:tr>
-        <w:trPr>
-          <w:trHeight w:hRule="exact" w:val="284"/>
-        </w:trPr>
-        <w:tc>
-          <w:tcPr>
-            <w:tcW w:w="4962" w:type="dxa"/>
-            <w:tcBorders>
-              <w:top w:val="single" w:sz="2" w:space="0" w:color="95B3D7" w:themeColor="accent1" w:themeTint="99"/>
-              <w:bottom w:val="single" w:sz="2" w:space="0" w:color="95B3D7" w:themeColor="accent1" w:themeTint="99"/>
-              <w:right w:val="single" w:sz="2" w:space="0" w:color="95B3D7" w:themeColor="accent1" w:themeTint="99"/>
-            </w:tcBorders>
-            <w:vAlign w:val="center"/>
-          </w:tcPr>
-          <w:p>
-            <w:pPr>
-              <w:pStyle w:val="Subttulo"/>
-              <w:spacing w:before="0" w:after="0"/>
-              <w:rPr>
-                <w:rFonts w:cs="Arial"/>
-                <w:b/>
-                <w:i w:val="0"/>
-                <w:sz w:val="18"/>
-                <w:szCs w:val="18"/>
-              </w:rPr>
-            </w:pPr>
-            <w:r>
-              <w:rPr>
-                <w:rFonts w:cs="Arial"/>
-                <w:b/>
-                <w:i w:val="0"/>
-                <w:sz w:val="18"/>
-                <w:szCs w:val="18"/>
-              </w:rPr>
-              <w:t>Gestor do Projeto</w:t>
-            </w:r>
-          </w:p>
-        </w:tc>
-        <w:tc>
-          <w:tcPr>
-            <w:tcW w:w="4394" w:type="dxa"/>
-            <w:tcBorders>
-              <w:top w:val="single" w:sz="2" w:space="0" w:color="95B3D7" w:themeColor="accent1" w:themeTint="99"/>
-              <w:left w:val="single" w:sz="2" w:space="0" w:color="95B3D7" w:themeColor="accent1" w:themeTint="99"/>
-              <w:bottom w:val="single" w:sz="2" w:space="0" w:color="95B3D7" w:themeColor="accent1" w:themeTint="99"/>
-            </w:tcBorders>
-            <w:vAlign w:val="center"/>
-          </w:tcPr>
-          <w:p>
-            <w:pPr>
-              <w:pStyle w:val="Subttulo"/>
-              <w:spacing w:before="0" w:after="0"/>
-              <w:rPr>
-                <w:rFonts w:cs="Arial"/>
-                <w:b/>
-                <w:i w:val="0"/>
-                <w:sz w:val="18"/>
-                <w:szCs w:val="18"/>
-              </w:rPr>
-            </w:pPr>
-            <w:r>
-              <w:rPr>
-                <w:rFonts w:cs="Arial"/>
-                <w:b/>
-                <w:i w:val="0"/>
-                <w:sz w:val="18"/>
-                <w:szCs w:val="18"/>
-              </w:rPr>
-              <w:t>Gerente de Projeto</w:t>
-            </w:r>
-          </w:p>
-        </w:tc>
-      </w:tr>
-      <w:tr>
-        <w:trPr>
-          <w:trHeight w:hRule="exact" w:val="284"/>
-        </w:trPr>
-        <w:tc>
-          <w:tcPr>
-            <w:tcW w:w="4962" w:type="dxa"/>
-            <w:tcBorders>
-              <w:top w:val="single" w:sz="2" w:space="0" w:color="95B3D7" w:themeColor="accent1" w:themeTint="99"/>
-              <w:bottom w:val="single" w:sz="2" w:space="0" w:color="95B3D7" w:themeColor="accent1" w:themeTint="99"/>
-              <w:right w:val="single" w:sz="2" w:space="0" w:color="95B3D7" w:themeColor="accent1" w:themeTint="99"/>
-            </w:tcBorders>
-            <w:vAlign w:val="center"/>
-          </w:tcPr>
-          <w:p>
-            <w:pPr>
-              <w:pStyle w:val="Subttulo"/>
-              <w:spacing w:before="0" w:after="0"/>
-              <w:rPr>
-                <w:rFonts w:cs="Arial"/>
-                <w:i w:val="0"/>
-                <w:sz w:val="18"/>
-                <w:szCs w:val="18"/>
-              </w:rPr>
-            </w:pPr>
-          </w:p>
-        </w:tc>
-        <w:tc>
-          <w:tcPr>
-            <w:tcW w:w="4394" w:type="dxa"/>
-            <w:tcBorders>
-              <w:top w:val="single" w:sz="2" w:space="0" w:color="95B3D7" w:themeColor="accent1" w:themeTint="99"/>
-              <w:left w:val="single" w:sz="2" w:space="0" w:color="95B3D7" w:themeColor="accent1" w:themeTint="99"/>
-              <w:bottom w:val="single" w:sz="2" w:space="0" w:color="95B3D7" w:themeColor="accent1" w:themeTint="99"/>
-            </w:tcBorders>
-            <w:vAlign w:val="center"/>
-          </w:tcPr>
-          <w:p>
-            <w:pPr>
-              <w:pStyle w:val="Subttulo"/>
-              <w:spacing w:before="0" w:after="0"/>
-              <w:rPr>
-                <w:rFonts w:cs="Arial"/>
-                <w:i w:val="0"/>
-                <w:sz w:val="18"/>
-                <w:szCs w:val="18"/>
-              </w:rPr>
-            </w:pPr>
-          </w:p>
-        </w:tc>
-      </w:tr>
-      <w:tr>
-        <w:trPr>
-          <w:trHeight w:hRule="exact" w:val="284"/>
-        </w:trPr>
-        <w:tc>
-          <w:tcPr>
-            <w:tcW w:w="4962" w:type="dxa"/>
-            <w:tcBorders>
-              <w:top w:val="single" w:sz="2" w:space="0" w:color="95B3D7" w:themeColor="accent1" w:themeTint="99"/>
-              <w:bottom w:val="single" w:sz="2" w:space="0" w:color="95B3D7" w:themeColor="accent1" w:themeTint="99"/>
-              <w:right w:val="single" w:sz="2" w:space="0" w:color="95B3D7" w:themeColor="accent1" w:themeTint="99"/>
-            </w:tcBorders>
-            <w:vAlign w:val="center"/>
-          </w:tcPr>
-          <w:p>
-            <w:pPr>
-              <w:pStyle w:val="Subttulo"/>
-              <w:spacing w:before="0" w:after="0"/>
-              <w:rPr>
-                <w:rFonts w:cs="Arial"/>
-                <w:i w:val="0"/>
-                <w:sz w:val="18"/>
-                <w:szCs w:val="18"/>
-              </w:rPr>
-            </w:pPr>
-          </w:p>
-        </w:tc>
-        <w:tc>
-          <w:tcPr>
-            <w:tcW w:w="4394" w:type="dxa"/>
-            <w:tcBorders>
-              <w:top w:val="single" w:sz="2" w:space="0" w:color="95B3D7" w:themeColor="accent1" w:themeTint="99"/>
-              <w:left w:val="single" w:sz="2" w:space="0" w:color="95B3D7" w:themeColor="accent1" w:themeTint="99"/>
-              <w:bottom w:val="single" w:sz="2" w:space="0" w:color="95B3D7" w:themeColor="accent1" w:themeTint="99"/>
-            </w:tcBorders>
-            <w:vAlign w:val="center"/>
-          </w:tcPr>
-          <w:p>
-            <w:pPr>
-              <w:pStyle w:val="Subttulo"/>
-              <w:spacing w:before="0" w:after="0"/>
-              <w:rPr>
-                <w:rFonts w:cs="Arial"/>
-                <w:i w:val="0"/>
-                <w:sz w:val="18"/>
-                <w:szCs w:val="18"/>
-              </w:rPr>
-            </w:pPr>
-            <w:hyperlink r:id="rId8" w:history="1"/>
-            <w:r>
-              <w:rPr>
-                <w:rFonts w:cs="Arial"/>
-                <w:i w:val="0"/>
-                <w:sz w:val="18"/>
-                <w:szCs w:val="18"/>
-              </w:rPr>
-              <w:t xml:space="preserve"> </w:t>
-            </w:r>
-          </w:p>
-        </w:tc>
-      </w:tr>
-      <w:tr>
-        <w:trPr>
-          <w:trHeight w:hRule="exact" w:val="284"/>
-        </w:trPr>
-        <w:tc>
-          <w:tcPr>
-            <w:tcW w:w="4962" w:type="dxa"/>
-            <w:tcBorders>
-              <w:top w:val="single" w:sz="2" w:space="0" w:color="95B3D7" w:themeColor="accent1" w:themeTint="99"/>
-              <w:bottom w:val="single" w:sz="12" w:space="0" w:color="95B3D7" w:themeColor="accent1" w:themeTint="99"/>
-              <w:right w:val="single" w:sz="2" w:space="0" w:color="95B3D7" w:themeColor="accent1" w:themeTint="99"/>
-            </w:tcBorders>
-            <w:vAlign w:val="center"/>
-          </w:tcPr>
-          <w:p>
-            <w:pPr>
-              <w:pStyle w:val="Subttulo"/>
-              <w:spacing w:before="0" w:after="0"/>
-              <w:rPr>
-                <w:rFonts w:cs="Arial"/>
-                <w:i w:val="0"/>
-                <w:sz w:val="18"/>
-                <w:szCs w:val="18"/>
-              </w:rPr>
-            </w:pPr>
-          </w:p>
-        </w:tc>
-        <w:tc>
-          <w:tcPr>
-            <w:tcW w:w="4394" w:type="dxa"/>
-            <w:tcBorders>
-              <w:top w:val="single" w:sz="2" w:space="0" w:color="95B3D7" w:themeColor="accent1" w:themeTint="99"/>
-              <w:left w:val="single" w:sz="2" w:space="0" w:color="95B3D7" w:themeColor="accent1" w:themeTint="99"/>
-              <w:bottom w:val="single" w:sz="12" w:space="0" w:color="95B3D7" w:themeColor="accent1" w:themeTint="99"/>
-            </w:tcBorders>
-            <w:vAlign w:val="center"/>
-          </w:tcPr>
-          <w:p>
-            <w:pPr>
-              <w:pStyle w:val="Subttulo"/>
-              <w:spacing w:before="0" w:after="0"/>
-              <w:rPr>
-                <w:rFonts w:cs="Arial"/>
-                <w:i w:val="0"/>
-                <w:sz w:val="18"/>
-                <w:szCs w:val="18"/>
-              </w:rPr>
-            </w:pPr>
-          </w:p>
-        </w:tc>
-      </w:tr>
-    </w:tbl>
     <w:p>
       <w:pPr>
         <w:rPr>
@@ -3393,7 +3087,7 @@
           <w:sz w:val="20"/>
           <w:szCs w:val="20"/>
         </w:rPr>
-        <w:object w:dxaOrig="5829" w:dyaOrig="4008" w14:anchorId="0FD6117D">
+        <w:object w:dxaOrig="5829" w:dyaOrig="4008" w14:anchorId="0E5D08DB">
           <v:shapetype id="_x0000_t75" coordsize="21600,21600" o:spt="75" o:preferrelative="t" path="m@4@5l@4@11@9@11@9@5xe" filled="f" stroked="f">
             <v:stroke joinstyle="miter"/>
             <v:formulas>
@@ -3413,10 +3107,10 @@
             <v:path o:extrusionok="f" gradientshapeok="t" o:connecttype="rect"/>
             <o:lock v:ext="edit" aspectratio="t"/>
           </v:shapetype>
-          <v:shape id="_x0000_i1025" type="#_x0000_t75" alt="" style="width:248.3pt;height:170.05pt;mso-width-percent:0;mso-height-percent:0;mso-width-percent:0;mso-height-percent:0" o:ole="">
-            <v:imagedata r:id="rId9" o:title=""/>
+          <v:shape id="_x0000_i1025" type="#_x0000_t75" alt="" style="width:247.9pt;height:170pt;mso-width-percent:0;mso-height-percent:0;mso-width-percent:0;mso-height-percent:0" o:ole="">
+            <v:imagedata r:id="rId8" o:title=""/>
           </v:shape>
-          <o:OLEObject Type="Embed" ProgID="Visio.Drawing.15" ShapeID="_x0000_i1025" DrawAspect="Content" ObjectID="_1838002291" r:id="rId10"/>
+          <o:OLEObject Type="Embed" ProgID="Visio.Drawing.15" ShapeID="_x0000_i1025" DrawAspect="Content" ObjectID="_1838266907" r:id="rId9"/>
         </w:object>
       </w:r>
     </w:p>
@@ -3540,6 +3234,25 @@
     </w:p>
     <w:p>
       <w:pPr>
+        <w:ind w:firstLine="576"/>
+        <w:jc w:val="both"/>
+        <w:rPr>
+          <w:rFonts w:ascii="Arial" w:hAnsi="Arial" w:cs="Arial"/>
+          <w:sz w:val="20"/>
+          <w:szCs w:val="20"/>
+        </w:rPr>
+      </w:pPr>
+      <w:r>
+        <w:rPr>
+          <w:rFonts w:ascii="Arial" w:hAnsi="Arial" w:cs="Arial"/>
+          <w:sz w:val="20"/>
+          <w:szCs w:val="20"/>
+        </w:rPr>
+        <w:t>Este documento se aplica ao sistema Bloco de Notas SOS, um aplicativo mobile Android desenvolvido com React Native, com backend em Flask, que fornece funcionalidades de anotações e um sistema oculto de emergência com envio de SMS e chamadas.</w:t>
+      </w:r>
+    </w:p>
+    <w:p>
+      <w:pPr>
         <w:rPr>
           <w:rFonts w:ascii="Arial" w:hAnsi="Arial" w:cs="Arial"/>
           <w:sz w:val="20"/>
@@ -3726,7 +3439,16 @@
           <w:sz w:val="20"/>
           <w:szCs w:val="20"/>
         </w:rPr>
-        <w:t>Modo SOS: Protocolo de segurança oculto ativado por meio de comandos predefinidos (como toques específicos ou palavras-chave). Uma vez ativo, o sistema entra em estado de alerta silencioso, realizando o rastreamento e disparo de socorro sem emitir sinais visuais ou sonoros no dispositivo.</w:t>
+        <w:t xml:space="preserve">Modo SOS: Protocolo de segurança oculto ativado por meio de comandos predefinidos (como toques específicos ou palavras-chave). Uma vez ativo, o sistema entra em estado de alerta </w:t>
+      </w:r>
+      <w:r>
+        <w:rPr>
+          <w:rFonts w:ascii="Arial" w:hAnsi="Arial" w:cs="Arial"/>
+          <w:sz w:val="20"/>
+          <w:szCs w:val="20"/>
+        </w:rPr>
+        <w:lastRenderedPageBreak/>
+        <w:t>silencioso, realizando o rastreamento e disparo de socorro sem emitir sinais visuais ou sonoros no dispositivo.</w:t>
       </w:r>
     </w:p>
     <w:p>
@@ -3749,7 +3471,6 @@
           <w:sz w:val="20"/>
           <w:szCs w:val="20"/>
         </w:rPr>
-        <w:lastRenderedPageBreak/>
         <w:t>GPS (Global Positioning System): Sistema de navegação por satélite que fornece coordenadas geográficas (latitude e longitude). Utilizado pelo app para informar a localização precisa da usuária aos contatos de confiança.</w:t>
       </w:r>
     </w:p>
@@ -3847,7 +3568,7 @@
         <w:tab/>
         <w:t xml:space="preserve">The “4+1” view model of software architecture, Philippe Kruchten, November 1995, </w:t>
       </w:r>
-      <w:hyperlink r:id="rId11" w:history="1">
+      <w:hyperlink r:id="rId10" w:history="1">
         <w:r>
           <w:rPr>
             <w:rStyle w:val="Hyperlink"/>
@@ -3898,7 +3619,7 @@
         </w:rPr>
         <w:tab/>
       </w:r>
-      <w:hyperlink r:id="rId12" w:history="1">
+      <w:hyperlink r:id="rId11" w:history="1">
         <w:r>
           <w:rPr>
             <w:rStyle w:val="Hyperlink"/>
@@ -4904,6 +4625,14 @@
                 <w:szCs w:val="20"/>
               </w:rPr>
             </w:pPr>
+            <w:r>
+              <w:rPr>
+                <w:rFonts w:cs="Arial"/>
+                <w:sz w:val="20"/>
+                <w:szCs w:val="20"/>
+              </w:rPr>
+              <w:t>Diagrama de Classes</w:t>
+            </w:r>
           </w:p>
         </w:tc>
       </w:tr>
@@ -5443,7 +5172,6 @@
     <w:p>
       <w:pPr>
         <w:spacing w:before="100" w:beforeAutospacing="1" w:after="100" w:afterAutospacing="1"/>
-        <w:ind w:firstLine="432"/>
         <w:jc w:val="both"/>
         <w:rPr>
           <w:rFonts w:ascii="Arial" w:eastAsia="Times New Roman" w:hAnsi="Arial" w:cs="Arial"/>
@@ -5457,47 +5185,7 @@
           <w:sz w:val="20"/>
           <w:szCs w:val="20"/>
         </w:rPr>
-        <w:t xml:space="preserve">Esta seção lista </w:t>
-      </w:r>
-      <w:r>
-        <w:rPr>
-          <w:rFonts w:ascii="Arial" w:eastAsia="Times New Roman" w:hAnsi="Arial" w:cs="Arial"/>
-          <w:sz w:val="20"/>
-          <w:szCs w:val="20"/>
-        </w:rPr>
-        <w:t>as especificações</w:t>
-      </w:r>
-      <w:r>
-        <w:rPr>
-          <w:rFonts w:ascii="Arial" w:eastAsia="Times New Roman" w:hAnsi="Arial" w:cs="Arial"/>
-          <w:sz w:val="20"/>
-          <w:szCs w:val="20"/>
-        </w:rPr>
-        <w:t xml:space="preserve"> c</w:t>
-      </w:r>
-      <w:r>
-        <w:rPr>
-          <w:rFonts w:ascii="Arial" w:eastAsia="Times New Roman" w:hAnsi="Arial" w:cs="Arial"/>
-          <w:sz w:val="20"/>
-          <w:szCs w:val="20"/>
-        </w:rPr>
-        <w:t xml:space="preserve">entrais e significantes para a arquitetura </w:t>
-      </w:r>
-      <w:r>
-        <w:rPr>
-          <w:rFonts w:ascii="Arial" w:eastAsia="Times New Roman" w:hAnsi="Arial" w:cs="Arial"/>
-          <w:sz w:val="20"/>
-          <w:szCs w:val="20"/>
-        </w:rPr>
-        <w:t>do sistema</w:t>
-      </w:r>
-      <w:r>
-        <w:rPr>
-          <w:rFonts w:ascii="Arial" w:eastAsia="Times New Roman" w:hAnsi="Arial" w:cs="Arial"/>
-          <w:sz w:val="20"/>
-          <w:szCs w:val="20"/>
-        </w:rPr>
-        <w:t>.</w:t>
+        <w:t>Esta seção apresenta os casos de uso mais relevantes para a arquitetura do sistema, destacando as funcionalidades críticas e seu impacto na estrutura da aplicação</w:t>
       </w:r>
     </w:p>
     <w:p>
@@ -5874,7 +5562,7 @@
                     <pic:cNvPicPr/>
                   </pic:nvPicPr>
                   <pic:blipFill>
-                    <a:blip r:embed="rId13"/>
+                    <a:blip r:embed="rId12"/>
                     <a:stretch>
                       <a:fillRect/>
                     </a:stretch>
@@ -5973,6 +5661,33 @@
           <w:b w:val="0"/>
           <w:szCs w:val="20"/>
         </w:rPr>
+        <w:t>A visão de implementação descreve como os componentes do sistema são organizados no código, evidenciando as classes principais e o fluxo de execução das funcionalidades críticas por meio de diagramas.</w:t>
+      </w:r>
+    </w:p>
+    <w:p>
+      <w:pPr>
+        <w:pStyle w:val="CTMISNvel3"/>
+        <w:jc w:val="both"/>
+        <w:rPr>
+          <w:rFonts w:cs="Arial"/>
+          <w:b w:val="0"/>
+          <w:szCs w:val="20"/>
+        </w:rPr>
+      </w:pPr>
+      <w:r>
+        <w:rPr>
+          <w:rFonts w:cs="Arial"/>
+          <w:b w:val="0"/>
+          <w:szCs w:val="20"/>
+        </w:rPr>
+        <w:tab/>
+      </w:r>
+      <w:r>
+        <w:rPr>
+          <w:rFonts w:cs="Arial"/>
+          <w:b w:val="0"/>
+          <w:szCs w:val="20"/>
+        </w:rPr>
         <w:t>A visão lógica do sistema Bloco de Notas SOS descreve a organização estrutural da aplicação, evidenciando suas principais classes, componentes e a forma como estão distribuídos em camadas. Essa visão tem como objetivo demonstrar como os elementos internos do sistema colaboram para atender aos requisitos funcionais, especialmente os relacionados aos casos de uso críticos, como o acionamento do modo de emergência e o envio de alertas.</w:t>
       </w:r>
     </w:p>
@@ -6064,7 +5779,7 @@
                     <pic:cNvPicPr/>
                   </pic:nvPicPr>
                   <pic:blipFill>
-                    <a:blip r:embed="rId14"/>
+                    <a:blip r:embed="rId13"/>
                     <a:stretch>
                       <a:fillRect/>
                     </a:stretch>
@@ -6284,7 +5999,7 @@
                     <pic:cNvPicPr/>
                   </pic:nvPicPr>
                   <pic:blipFill>
-                    <a:blip r:embed="rId15"/>
+                    <a:blip r:embed="rId14"/>
                     <a:stretch>
                       <a:fillRect/>
                     </a:stretch>
@@ -6392,6 +6107,7 @@
       <w:r>
         <w:rPr>
           <w:rFonts w:ascii="Arial" w:hAnsi="Arial" w:cs="Arial"/>
+          <w:noProof/>
           <w:sz w:val="20"/>
           <w:szCs w:val="20"/>
         </w:rPr>
@@ -6411,7 +6127,7 @@
                     <pic:cNvPicPr/>
                   </pic:nvPicPr>
                   <pic:blipFill>
-                    <a:blip r:embed="rId16"/>
+                    <a:blip r:embed="rId15"/>
                     <a:stretch>
                       <a:fillRect/>
                     </a:stretch>
@@ -6540,17 +6256,16 @@
       <w:r>
         <w:rPr>
           <w:rFonts w:eastAsia="Times New Roman" w:cs="Arial"/>
-          <w:noProof/>
           <w:color w:val="0000FF"/>
           <w:sz w:val="20"/>
           <w:szCs w:val="20"/>
           <w:lang w:eastAsia="pt-BR"/>
         </w:rPr>
         <w:drawing>
-          <wp:inline distT="0" distB="0" distL="0" distR="0" wp14:anchorId="32EE0329" wp14:editId="62F46EEA">
-            <wp:extent cx="5116704" cy="3211830"/>
-            <wp:effectExtent l="0" t="0" r="1905" b="1270"/>
-            <wp:docPr id="1988288580" name="Imagem 3"/>
+          <wp:inline distT="0" distB="0" distL="0" distR="0" wp14:anchorId="0C6C692B" wp14:editId="360B4647">
+            <wp:extent cx="5118100" cy="3213100"/>
+            <wp:effectExtent l="0" t="0" r="0" b="0"/>
+            <wp:docPr id="1137129110" name="Imagem 1"/>
             <wp:cNvGraphicFramePr>
               <a:graphicFrameLocks xmlns:a="http://schemas.openxmlformats.org/drawingml/2006/main" noChangeAspect="1"/>
             </wp:cNvGraphicFramePr>
@@ -6558,17 +6273,11 @@
               <a:graphicData uri="http://schemas.openxmlformats.org/drawingml/2006/picture">
                 <pic:pic xmlns:pic="http://schemas.openxmlformats.org/drawingml/2006/picture">
                   <pic:nvPicPr>
-                    <pic:cNvPr id="1988288580" name="Imagem 1988288580"/>
+                    <pic:cNvPr id="1137129110" name=""/>
                     <pic:cNvPicPr/>
                   </pic:nvPicPr>
                   <pic:blipFill>
-                    <a:blip r:embed="rId17">
-                      <a:extLst>
-                        <a:ext uri="{28A0092B-C50C-407E-A947-70E740481C1C}">
-                          <a14:useLocalDpi xmlns:a14="http://schemas.microsoft.com/office/drawing/2010/main" val="0"/>
-                        </a:ext>
-                      </a:extLst>
-                    </a:blip>
+                    <a:blip r:embed="rId16"/>
                     <a:stretch>
                       <a:fillRect/>
                     </a:stretch>
@@ -6576,7 +6285,7 @@
                   <pic:spPr>
                     <a:xfrm>
                       <a:off x="0" y="0"/>
-                      <a:ext cx="5186439" cy="3255604"/>
+                      <a:ext cx="5118100" cy="3213100"/>
                     </a:xfrm>
                     <a:prstGeom prst="rect">
                       <a:avLst/>
@@ -7584,6 +7293,243 @@
           </w:p>
         </w:tc>
       </w:tr>
+      <w:tr>
+        <w:tc>
+          <w:tcPr>
+            <w:cnfStyle w:val="001000000000" w:firstRow="0" w:lastRow="0" w:firstColumn="1" w:lastColumn="0" w:oddVBand="0" w:evenVBand="0" w:oddHBand="0" w:evenHBand="0" w:firstRowFirstColumn="0" w:firstRowLastColumn="0" w:lastRowFirstColumn="0" w:lastRowLastColumn="0"/>
+            <w:tcW w:w="2123" w:type="dxa"/>
+          </w:tcPr>
+          <w:p>
+            <w:pPr>
+              <w:rPr>
+                <w:rFonts w:ascii="Arial" w:hAnsi="Arial" w:cs="Arial"/>
+                <w:sz w:val="20"/>
+                <w:szCs w:val="20"/>
+              </w:rPr>
+            </w:pPr>
+            <w:r>
+              <w:rPr>
+                <w:rFonts w:ascii="Arial" w:hAnsi="Arial" w:cs="Arial"/>
+                <w:sz w:val="20"/>
+                <w:szCs w:val="20"/>
+              </w:rPr>
+              <w:t>Manutenibilidade</w:t>
+            </w:r>
+          </w:p>
+        </w:tc>
+        <w:tc>
+          <w:tcPr>
+            <w:tcW w:w="2124" w:type="dxa"/>
+          </w:tcPr>
+          <w:p>
+            <w:pPr>
+              <w:cnfStyle w:val="000000000000" w:firstRow="0" w:lastRow="0" w:firstColumn="0" w:lastColumn="0" w:oddVBand="0" w:evenVBand="0" w:oddHBand="0" w:evenHBand="0" w:firstRowFirstColumn="0" w:firstRowLastColumn="0" w:lastRowFirstColumn="0" w:lastRowLastColumn="0"/>
+              <w:rPr>
+                <w:rFonts w:ascii="Arial" w:eastAsia="Times New Roman" w:hAnsi="Arial" w:cs="Arial"/>
+                <w:color w:val="000000" w:themeColor="text1"/>
+                <w:sz w:val="20"/>
+                <w:szCs w:val="20"/>
+                <w:lang w:eastAsia="pt-BR"/>
+              </w:rPr>
+            </w:pPr>
+            <w:r>
+              <w:rPr>
+                <w:rFonts w:ascii="Arial" w:eastAsia="Times New Roman" w:hAnsi="Arial" w:cs="Arial"/>
+                <w:color w:val="000000" w:themeColor="text1"/>
+                <w:sz w:val="20"/>
+                <w:szCs w:val="20"/>
+                <w:lang w:eastAsia="pt-BR"/>
+              </w:rPr>
+              <w:t>Facilidade de manutenção e evolução do sistema</w:t>
+            </w:r>
+          </w:p>
+        </w:tc>
+        <w:tc>
+          <w:tcPr>
+            <w:tcW w:w="4247" w:type="dxa"/>
+          </w:tcPr>
+          <w:p>
+            <w:pPr>
+              <w:cnfStyle w:val="000000000000" w:firstRow="0" w:lastRow="0" w:firstColumn="0" w:lastColumn="0" w:oddVBand="0" w:evenVBand="0" w:oddHBand="0" w:evenHBand="0" w:firstRowFirstColumn="0" w:firstRowLastColumn="0" w:lastRowFirstColumn="0" w:lastRowLastColumn="0"/>
+              <w:rPr>
+                <w:rFonts w:ascii="Arial" w:eastAsia="Times New Roman" w:hAnsi="Arial" w:cs="Arial"/>
+                <w:color w:val="000000" w:themeColor="text1"/>
+                <w:sz w:val="20"/>
+                <w:szCs w:val="20"/>
+                <w:lang w:eastAsia="pt-BR"/>
+              </w:rPr>
+            </w:pPr>
+            <w:r>
+              <w:rPr>
+                <w:rFonts w:ascii="Arial" w:eastAsia="Times New Roman" w:hAnsi="Arial" w:cs="Arial"/>
+                <w:color w:val="000000" w:themeColor="text1"/>
+                <w:sz w:val="20"/>
+                <w:szCs w:val="20"/>
+                <w:lang w:eastAsia="pt-BR"/>
+              </w:rPr>
+              <w:t>Arquitetura em camadas e modularização</w:t>
+            </w:r>
+          </w:p>
+        </w:tc>
+      </w:tr>
+      <w:tr>
+        <w:tc>
+          <w:tcPr>
+            <w:cnfStyle w:val="001000000000" w:firstRow="0" w:lastRow="0" w:firstColumn="1" w:lastColumn="0" w:oddVBand="0" w:evenVBand="0" w:oddHBand="0" w:evenHBand="0" w:firstRowFirstColumn="0" w:firstRowLastColumn="0" w:lastRowFirstColumn="0" w:lastRowLastColumn="0"/>
+            <w:tcW w:w="2123" w:type="dxa"/>
+          </w:tcPr>
+          <w:p>
+            <w:pPr>
+              <w:rPr>
+                <w:rFonts w:ascii="Arial" w:hAnsi="Arial" w:cs="Arial"/>
+                <w:sz w:val="20"/>
+                <w:szCs w:val="20"/>
+              </w:rPr>
+            </w:pPr>
+            <w:r>
+              <w:rPr>
+                <w:rFonts w:ascii="Arial" w:hAnsi="Arial" w:cs="Arial"/>
+                <w:sz w:val="20"/>
+                <w:szCs w:val="20"/>
+              </w:rPr>
+              <w:t>Usabilidade</w:t>
+            </w:r>
+          </w:p>
+        </w:tc>
+        <w:tc>
+          <w:tcPr>
+            <w:tcW w:w="2124" w:type="dxa"/>
+          </w:tcPr>
+          <w:p>
+            <w:pPr>
+              <w:cnfStyle w:val="000000000000" w:firstRow="0" w:lastRow="0" w:firstColumn="0" w:lastColumn="0" w:oddVBand="0" w:evenVBand="0" w:oddHBand="0" w:evenHBand="0" w:firstRowFirstColumn="0" w:firstRowLastColumn="0" w:lastRowFirstColumn="0" w:lastRowLastColumn="0"/>
+              <w:rPr>
+                <w:rFonts w:ascii="Arial" w:eastAsia="Times New Roman" w:hAnsi="Arial" w:cs="Arial"/>
+                <w:color w:val="000000" w:themeColor="text1"/>
+                <w:sz w:val="20"/>
+                <w:szCs w:val="20"/>
+                <w:lang w:eastAsia="pt-BR"/>
+              </w:rPr>
+            </w:pPr>
+            <w:r>
+              <w:rPr>
+                <w:rFonts w:ascii="Arial" w:eastAsia="Times New Roman" w:hAnsi="Arial" w:cs="Arial"/>
+                <w:color w:val="000000" w:themeColor="text1"/>
+                <w:sz w:val="20"/>
+                <w:szCs w:val="20"/>
+                <w:lang w:eastAsia="pt-BR"/>
+              </w:rPr>
+              <w:t>Facilidade de uso para a usuária</w:t>
+            </w:r>
+          </w:p>
+        </w:tc>
+        <w:tc>
+          <w:tcPr>
+            <w:tcW w:w="4247" w:type="dxa"/>
+          </w:tcPr>
+          <w:p>
+            <w:pPr>
+              <w:cnfStyle w:val="000000000000" w:firstRow="0" w:lastRow="0" w:firstColumn="0" w:lastColumn="0" w:oddVBand="0" w:evenVBand="0" w:oddHBand="0" w:evenHBand="0" w:firstRowFirstColumn="0" w:firstRowLastColumn="0" w:lastRowFirstColumn="0" w:lastRowLastColumn="0"/>
+              <w:rPr>
+                <w:rFonts w:ascii="Arial" w:eastAsia="Times New Roman" w:hAnsi="Arial" w:cs="Arial"/>
+                <w:color w:val="000000" w:themeColor="text1"/>
+                <w:sz w:val="20"/>
+                <w:szCs w:val="20"/>
+                <w:lang w:eastAsia="pt-BR"/>
+              </w:rPr>
+            </w:pPr>
+            <w:r>
+              <w:rPr>
+                <w:rFonts w:ascii="Arial" w:eastAsia="Times New Roman" w:hAnsi="Arial" w:cs="Arial"/>
+                <w:color w:val="000000" w:themeColor="text1"/>
+                <w:sz w:val="20"/>
+                <w:szCs w:val="20"/>
+                <w:lang w:eastAsia="pt-BR"/>
+              </w:rPr>
+              <w:t>Interface simples e semelhante a apps de notas</w:t>
+            </w:r>
+          </w:p>
+        </w:tc>
+      </w:tr>
+      <w:tr>
+        <w:tc>
+          <w:tcPr>
+            <w:cnfStyle w:val="001000000000" w:firstRow="0" w:lastRow="0" w:firstColumn="1" w:lastColumn="0" w:oddVBand="0" w:evenVBand="0" w:oddHBand="0" w:evenHBand="0" w:firstRowFirstColumn="0" w:firstRowLastColumn="0" w:lastRowFirstColumn="0" w:lastRowLastColumn="0"/>
+            <w:tcW w:w="2123" w:type="dxa"/>
+          </w:tcPr>
+          <w:p>
+            <w:pPr>
+              <w:rPr>
+                <w:rFonts w:ascii="Arial" w:hAnsi="Arial" w:cs="Arial"/>
+                <w:sz w:val="20"/>
+                <w:szCs w:val="20"/>
+              </w:rPr>
+            </w:pPr>
+            <w:r>
+              <w:rPr>
+                <w:rFonts w:ascii="Arial" w:hAnsi="Arial" w:cs="Arial"/>
+                <w:sz w:val="20"/>
+                <w:szCs w:val="20"/>
+              </w:rPr>
+              <w:t>Desempenho</w:t>
+            </w:r>
+          </w:p>
+        </w:tc>
+        <w:tc>
+          <w:tcPr>
+            <w:tcW w:w="2124" w:type="dxa"/>
+          </w:tcPr>
+          <w:p>
+            <w:pPr>
+              <w:cnfStyle w:val="000000000000" w:firstRow="0" w:lastRow="0" w:firstColumn="0" w:lastColumn="0" w:oddVBand="0" w:evenVBand="0" w:oddHBand="0" w:evenHBand="0" w:firstRowFirstColumn="0" w:firstRowLastColumn="0" w:lastRowFirstColumn="0" w:lastRowLastColumn="0"/>
+              <w:rPr>
+                <w:rFonts w:ascii="Arial" w:eastAsia="Times New Roman" w:hAnsi="Arial" w:cs="Arial"/>
+                <w:color w:val="000000" w:themeColor="text1"/>
+                <w:sz w:val="20"/>
+                <w:szCs w:val="20"/>
+                <w:lang w:eastAsia="pt-BR"/>
+              </w:rPr>
+            </w:pPr>
+            <w:r>
+              <w:rPr>
+                <w:rFonts w:ascii="Arial" w:eastAsia="Times New Roman" w:hAnsi="Arial" w:cs="Arial"/>
+                <w:color w:val="000000" w:themeColor="text1"/>
+                <w:sz w:val="20"/>
+                <w:szCs w:val="20"/>
+                <w:lang w:eastAsia="pt-BR"/>
+              </w:rPr>
+              <w:t>Tempo de resposta rápido em situações críticas</w:t>
+            </w:r>
+          </w:p>
+        </w:tc>
+        <w:tc>
+          <w:tcPr>
+            <w:tcW w:w="4247" w:type="dxa"/>
+          </w:tcPr>
+          <w:p>
+            <w:pPr>
+              <w:cnfStyle w:val="000000000000" w:firstRow="0" w:lastRow="0" w:firstColumn="0" w:lastColumn="0" w:oddVBand="0" w:evenVBand="0" w:oddHBand="0" w:evenHBand="0" w:firstRowFirstColumn="0" w:firstRowLastColumn="0" w:lastRowFirstColumn="0" w:lastRowLastColumn="0"/>
+              <w:rPr>
+                <w:rFonts w:ascii="Arial" w:eastAsia="Times New Roman" w:hAnsi="Arial" w:cs="Arial"/>
+                <w:color w:val="000000" w:themeColor="text1"/>
+                <w:sz w:val="20"/>
+                <w:szCs w:val="20"/>
+                <w:lang w:eastAsia="pt-BR"/>
+              </w:rPr>
+            </w:pPr>
+            <w:r>
+              <w:rPr>
+                <w:rFonts w:ascii="Arial" w:eastAsia="Times New Roman" w:hAnsi="Arial" w:cs="Arial"/>
+                <w:color w:val="000000" w:themeColor="text1"/>
+                <w:sz w:val="20"/>
+                <w:szCs w:val="20"/>
+                <w:lang w:eastAsia="pt-BR"/>
+              </w:rPr>
+              <w:t>Processamento leve e envio rápido de alertas</w:t>
+            </w:r>
+          </w:p>
+        </w:tc>
+      </w:tr>
     </w:tbl>
     <w:p>
       <w:pPr>
@@ -7605,9 +7551,9 @@
       </w:pPr>
     </w:p>
     <w:sectPr>
-      <w:headerReference w:type="default" r:id="rId18"/>
-      <w:footerReference w:type="default" r:id="rId19"/>
-      <w:headerReference w:type="first" r:id="rId20"/>
+      <w:headerReference w:type="default" r:id="rId17"/>
+      <w:footerReference w:type="default" r:id="rId18"/>
+      <w:headerReference w:type="first" r:id="rId19"/>
       <w:pgSz w:w="11906" w:h="16838" w:code="9"/>
       <w:pgMar w:top="1418" w:right="1134" w:bottom="1134" w:left="1701" w:header="425" w:footer="386" w:gutter="0"/>
       <w:cols w:space="708"/>
